--- a/en/scientists/CV/Word/Abuzerli_Murad_CV_EN.docx
+++ b/en/scientists/CV/Word/Abuzerli_Murad_CV_EN.docx
@@ -439,7 +439,7 @@
           <w:sz w:val="21"/>
           <w:szCs w:val="21"/>
         </w:rPr>
-        <w:t>Murad Abuzerli is a Marie Skłodowska-Curie Actions postdoctoral fellow at the University of Vienna (2023–2026) on the NEOVITA project, supervised by Prof. Markus Aspelmeyer and Dr. Uroš Delić. He completed a PhD thesis in 2018–2022 at the Kastler Brossel Laboratory in Paris, supervised by Dr. Quentin Glorieux, on out-of-equilibrium dynamics in a paraxial fluid of light. He studied at ESPCI Paris, the Institut d’Optique, Paris-Saclay University, and Sorbonne University. The CV names a list of publications but does not print the references.</w:t>
+        <w:t>Murad Abuzerli is a Marie Skłodowska-Curie Actions postdoctoral fellow at the University of Vienna (2023–2026) on the NEOVITA project, supervised by Prof. Markus Aspelmeyer and Dr. Uroš Delić. He completed a PhD thesis in 2018–2022 at the Kastler Brossel Laboratory in Paris, supervised by Dr. Quentin Glorieux, on out-of-equilibrium dynamics in a paraxial fluid of light. He studied at ESPCI Paris, the Institut d’Optique, Paris-Saclay University, and Sorbonne University.</w:t>
       </w:r>
     </w:p>
     <w:p>
